--- a/notes_f/Exponential/ExponentialApplications1.docx
+++ b/notes_f/Exponential/ExponentialApplications1.docx
@@ -16,7 +16,7 @@
           <w:b/>
           <w:bCs/>
         </w:rPr>
-        <w:t>Exponential Applications Day 1</w:t>
+        <w:t>Exponential Applications 1</w:t>
       </w:r>
     </w:p>
     <w:p>
@@ -1233,6 +1233,164 @@
       <w:r>
         <w:rPr>
           <w:rFonts w:ascii="Times New Roman" w:hAnsi="Times New Roman" w:cs="Times New Roman"/>
+          <w:noProof/>
+        </w:rPr>
+        <mc:AlternateContent>
+          <mc:Choice Requires="wpi">
+            <w:drawing>
+              <wp:anchor distT="0" distB="0" distL="114300" distR="114300" simplePos="0" relativeHeight="251661312" behindDoc="0" locked="0" layoutInCell="1" allowOverlap="1" wp14:anchorId="44742EB3" wp14:editId="5C8904EC">
+                <wp:simplePos x="0" y="0"/>
+                <wp:positionH relativeFrom="column">
+                  <wp:posOffset>3560007</wp:posOffset>
+                </wp:positionH>
+                <wp:positionV relativeFrom="paragraph">
+                  <wp:posOffset>1536896</wp:posOffset>
+                </wp:positionV>
+                <wp:extent cx="72360" cy="13680"/>
+                <wp:effectExtent l="38100" t="38100" r="42545" b="43815"/>
+                <wp:wrapNone/>
+                <wp:docPr id="2104016780" name="Ink 3"/>
+                <wp:cNvGraphicFramePr/>
+                <a:graphic xmlns:a="http://schemas.openxmlformats.org/drawingml/2006/main">
+                  <a:graphicData uri="http://schemas.microsoft.com/office/word/2010/wordprocessingInk">
+                    <w14:contentPart bwMode="auto" r:id="rId7">
+                      <w14:nvContentPartPr>
+                        <w14:cNvContentPartPr/>
+                      </w14:nvContentPartPr>
+                      <w14:xfrm>
+                        <a:off x="0" y="0"/>
+                        <a:ext cx="72360" cy="13680"/>
+                      </w14:xfrm>
+                    </w14:contentPart>
+                  </a:graphicData>
+                </a:graphic>
+              </wp:anchor>
+            </w:drawing>
+          </mc:Choice>
+          <mc:Fallback>
+            <w:pict>
+              <v:shapetype w14:anchorId="05D105B4" id="_x0000_t75" coordsize="21600,21600" o:spt="75" o:preferrelative="t" path="m@4@5l@4@11@9@11@9@5xe" filled="f" stroked="f">
+                <v:stroke joinstyle="miter"/>
+                <v:formulas>
+                  <v:f eqn="if lineDrawn pixelLineWidth 0"/>
+                  <v:f eqn="sum @0 1 0"/>
+                  <v:f eqn="sum 0 0 @1"/>
+                  <v:f eqn="prod @2 1 2"/>
+                  <v:f eqn="prod @3 21600 pixelWidth"/>
+                  <v:f eqn="prod @3 21600 pixelHeight"/>
+                  <v:f eqn="sum @0 0 1"/>
+                  <v:f eqn="prod @6 1 2"/>
+                  <v:f eqn="prod @7 21600 pixelWidth"/>
+                  <v:f eqn="sum @8 21600 0"/>
+                  <v:f eqn="prod @7 21600 pixelHeight"/>
+                  <v:f eqn="sum @10 21600 0"/>
+                </v:formulas>
+                <v:path o:extrusionok="f" gradientshapeok="t" o:connecttype="rect"/>
+                <o:lock v:ext="edit" aspectratio="t"/>
+              </v:shapetype>
+              <v:shape id="Ink 3" o:spid="_x0000_s1026" type="#_x0000_t75" style="position:absolute;margin-left:279.8pt;margin-top:120.5pt;width:6.7pt;height:2.1pt;z-index:251661312;visibility:visible;mso-wrap-style:square;mso-wrap-distance-left:9pt;mso-wrap-distance-top:0;mso-wrap-distance-right:9pt;mso-wrap-distance-bottom:0;mso-position-horizontal:absolute;mso-position-horizontal-relative:text;mso-position-vertical:absolute;mso-position-vertical-relative:text" o:gfxdata="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">
+                <v:imagedata r:id="rId8" o:title=""/>
+              </v:shape>
+            </w:pict>
+          </mc:Fallback>
+        </mc:AlternateContent>
+      </w:r>
+      <w:r>
+        <w:rPr>
+          <w:rFonts w:ascii="Times New Roman" w:hAnsi="Times New Roman" w:cs="Times New Roman"/>
+          <w:noProof/>
+        </w:rPr>
+        <mc:AlternateContent>
+          <mc:Choice Requires="wpi">
+            <w:drawing>
+              <wp:anchor distT="0" distB="0" distL="114300" distR="114300" simplePos="0" relativeHeight="251660288" behindDoc="0" locked="0" layoutInCell="1" allowOverlap="1" wp14:anchorId="1804CFAF" wp14:editId="77323FD5">
+                <wp:simplePos x="0" y="0"/>
+                <wp:positionH relativeFrom="column">
+                  <wp:posOffset>3606087</wp:posOffset>
+                </wp:positionH>
+                <wp:positionV relativeFrom="paragraph">
+                  <wp:posOffset>1468496</wp:posOffset>
+                </wp:positionV>
+                <wp:extent cx="37800" cy="125640"/>
+                <wp:effectExtent l="38100" t="38100" r="38735" b="46355"/>
+                <wp:wrapNone/>
+                <wp:docPr id="894746387" name="Ink 2"/>
+                <wp:cNvGraphicFramePr/>
+                <a:graphic xmlns:a="http://schemas.openxmlformats.org/drawingml/2006/main">
+                  <a:graphicData uri="http://schemas.microsoft.com/office/word/2010/wordprocessingInk">
+                    <w14:contentPart bwMode="auto" r:id="rId9">
+                      <w14:nvContentPartPr>
+                        <w14:cNvContentPartPr/>
+                      </w14:nvContentPartPr>
+                      <w14:xfrm>
+                        <a:off x="0" y="0"/>
+                        <a:ext cx="37800" cy="125640"/>
+                      </w14:xfrm>
+                    </w14:contentPart>
+                  </a:graphicData>
+                </a:graphic>
+              </wp:anchor>
+            </w:drawing>
+          </mc:Choice>
+          <mc:Fallback>
+            <w:pict>
+              <v:shape w14:anchorId="18B86E38" id="Ink 2" o:spid="_x0000_s1026" type="#_x0000_t75" style="position:absolute;margin-left:283.45pt;margin-top:115.15pt;width:4pt;height:10.9pt;z-index:251660288;visibility:visible;mso-wrap-style:square;mso-wrap-distance-left:9pt;mso-wrap-distance-top:0;mso-wrap-distance-right:9pt;mso-wrap-distance-bottom:0;mso-position-horizontal:absolute;mso-position-horizontal-relative:text;mso-position-vertical:absolute;mso-position-vertical-relative:text" o:gfxdata="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">
+                <v:imagedata r:id="rId10" o:title=""/>
+              </v:shape>
+            </w:pict>
+          </mc:Fallback>
+        </mc:AlternateContent>
+      </w:r>
+      <w:r>
+        <w:rPr>
+          <w:rFonts w:ascii="Times New Roman" w:hAnsi="Times New Roman" w:cs="Times New Roman"/>
+          <w:noProof/>
+        </w:rPr>
+        <mc:AlternateContent>
+          <mc:Choice Requires="wpi">
+            <w:drawing>
+              <wp:anchor distT="0" distB="0" distL="114300" distR="114300" simplePos="0" relativeHeight="251659264" behindDoc="0" locked="0" layoutInCell="1" allowOverlap="1" wp14:anchorId="6578104C" wp14:editId="6D52C452">
+                <wp:simplePos x="0" y="0"/>
+                <wp:positionH relativeFrom="column">
+                  <wp:posOffset>3540927</wp:posOffset>
+                </wp:positionH>
+                <wp:positionV relativeFrom="paragraph">
+                  <wp:posOffset>1694576</wp:posOffset>
+                </wp:positionV>
+                <wp:extent cx="93600" cy="85320"/>
+                <wp:effectExtent l="38100" t="38100" r="40005" b="48260"/>
+                <wp:wrapNone/>
+                <wp:docPr id="575975860" name="Ink 1"/>
+                <wp:cNvGraphicFramePr/>
+                <a:graphic xmlns:a="http://schemas.openxmlformats.org/drawingml/2006/main">
+                  <a:graphicData uri="http://schemas.microsoft.com/office/word/2010/wordprocessingInk">
+                    <w14:contentPart bwMode="auto" r:id="rId11">
+                      <w14:nvContentPartPr>
+                        <w14:cNvContentPartPr/>
+                      </w14:nvContentPartPr>
+                      <w14:xfrm>
+                        <a:off x="0" y="0"/>
+                        <a:ext cx="93600" cy="85320"/>
+                      </w14:xfrm>
+                    </w14:contentPart>
+                  </a:graphicData>
+                </a:graphic>
+              </wp:anchor>
+            </w:drawing>
+          </mc:Choice>
+          <mc:Fallback>
+            <w:pict>
+              <v:shape w14:anchorId="0A909766" id="Ink 1" o:spid="_x0000_s1026" type="#_x0000_t75" style="position:absolute;margin-left:278.3pt;margin-top:132.95pt;width:8.35pt;height:7.7pt;z-index:251659264;visibility:visible;mso-wrap-style:square;mso-wrap-distance-left:9pt;mso-wrap-distance-top:0;mso-wrap-distance-right:9pt;mso-wrap-distance-bottom:0;mso-position-horizontal:absolute;mso-position-horizontal-relative:text;mso-position-vertical:absolute;mso-position-vertical-relative:text" o:gfxdata="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">
+                <v:imagedata r:id="rId12" o:title=""/>
+              </v:shape>
+            </w:pict>
+          </mc:Fallback>
+        </mc:AlternateContent>
+      </w:r>
+      <w:r>
+        <w:rPr>
+          <w:rFonts w:ascii="Times New Roman" w:hAnsi="Times New Roman" w:cs="Times New Roman"/>
+          <w:noProof/>
         </w:rPr>
         <w:drawing>
           <wp:inline distT="0" distB="0" distL="0" distR="0" wp14:anchorId="20F825EF" wp14:editId="77DA1DD1">
@@ -1250,7 +1408,7 @@
                     <pic:cNvPicPr/>
                   </pic:nvPicPr>
                   <pic:blipFill>
-                    <a:blip r:embed="rId7"/>
+                    <a:blip r:embed="rId13"/>
                     <a:stretch>
                       <a:fillRect/>
                     </a:stretch>
@@ -2242,6 +2400,7 @@
           <w:rFonts w:ascii="Times New Roman" w:hAnsi="Times New Roman" w:cs="Times New Roman"/>
           <w:b/>
           <w:bCs/>
+          <w:noProof/>
         </w:rPr>
         <w:drawing>
           <wp:inline distT="0" distB="0" distL="0" distR="0" wp14:anchorId="59CCF0AF" wp14:editId="6C69E28F">
@@ -2259,7 +2418,7 @@
                     <pic:cNvPicPr/>
                   </pic:nvPicPr>
                   <pic:blipFill>
-                    <a:blip r:embed="rId8"/>
+                    <a:blip r:embed="rId14"/>
                     <a:stretch>
                       <a:fillRect/>
                     </a:stretch>
@@ -4604,6 +4763,102 @@
 </w:styles>
 </file>
 
+<file path=word/ink/ink1.xml><?xml version="1.0" encoding="utf-8"?>
+<inkml:ink xmlns:inkml="http://www.w3.org/2003/InkML">
+  <inkml:definitions>
+    <inkml:context xml:id="ctx0">
+      <inkml:inkSource xml:id="inkSrc0">
+        <inkml:traceFormat>
+          <inkml:channel name="X" type="integer" min="-2.14748E9" max="2.14748E9" units="cm"/>
+          <inkml:channel name="Y" type="integer" min="-2.14748E9" max="2.14748E9" units="cm"/>
+          <inkml:channel name="F" type="integer" max="32767" units="dev"/>
+          <inkml:channel name="OA" type="integer" max="360" units="deg"/>
+          <inkml:channel name="OE" type="integer" max="90" units="deg"/>
+        </inkml:traceFormat>
+        <inkml:channelProperties>
+          <inkml:channelProperty channel="X" name="resolution" value="1000" units="1/cm"/>
+          <inkml:channelProperty channel="Y" name="resolution" value="1000" units="1/cm"/>
+          <inkml:channelProperty channel="F" name="resolution" value="0" units="1/dev"/>
+          <inkml:channelProperty channel="OA" name="resolution" value="1000" units="1/deg"/>
+          <inkml:channelProperty channel="OE" name="resolution" value="1000" units="1/deg"/>
+        </inkml:channelProperties>
+      </inkml:inkSource>
+      <inkml:timestamp xml:id="ts0" timeString="2026-03-11T15:00:57.992"/>
+    </inkml:context>
+    <inkml:brush xml:id="br0">
+      <inkml:brushProperty name="width" value="0.035" units="cm"/>
+      <inkml:brushProperty name="height" value="0.035" units="cm"/>
+      <inkml:brushProperty name="color" value="#E71224"/>
+    </inkml:brush>
+  </inkml:definitions>
+  <inkml:trace contextRef="#ctx0" brushRef="#br0">1 33 224 0 0,'0'0'8086'0'0,"22"5"-240"0"0,-2-6-7023 0 0,1 0 0 0 0,-1-2 1 0 0,1 0-1 0 0,-1-1 1 0 0,0-2-1 0 0,22-7 0 0 0,-28 7-3320 0 0</inkml:trace>
+</inkml:ink>
+</file>
+
+<file path=word/ink/ink2.xml><?xml version="1.0" encoding="utf-8"?>
+<inkml:ink xmlns:inkml="http://www.w3.org/2003/InkML">
+  <inkml:definitions>
+    <inkml:context xml:id="ctx0">
+      <inkml:inkSource xml:id="inkSrc0">
+        <inkml:traceFormat>
+          <inkml:channel name="X" type="integer" min="-2.14748E9" max="2.14748E9" units="cm"/>
+          <inkml:channel name="Y" type="integer" min="-2.14748E9" max="2.14748E9" units="cm"/>
+          <inkml:channel name="F" type="integer" max="32767" units="dev"/>
+          <inkml:channel name="OA" type="integer" max="360" units="deg"/>
+          <inkml:channel name="OE" type="integer" max="90" units="deg"/>
+        </inkml:traceFormat>
+        <inkml:channelProperties>
+          <inkml:channelProperty channel="X" name="resolution" value="1000" units="1/cm"/>
+          <inkml:channelProperty channel="Y" name="resolution" value="1000" units="1/cm"/>
+          <inkml:channelProperty channel="F" name="resolution" value="0" units="1/dev"/>
+          <inkml:channelProperty channel="OA" name="resolution" value="1000" units="1/deg"/>
+          <inkml:channelProperty channel="OE" name="resolution" value="1000" units="1/deg"/>
+        </inkml:channelProperties>
+      </inkml:inkSource>
+      <inkml:timestamp xml:id="ts0" timeString="2026-03-11T15:00:57.722"/>
+    </inkml:context>
+    <inkml:brush xml:id="br0">
+      <inkml:brushProperty name="width" value="0.035" units="cm"/>
+      <inkml:brushProperty name="height" value="0.035" units="cm"/>
+      <inkml:brushProperty name="color" value="#E71224"/>
+    </inkml:brush>
+  </inkml:definitions>
+  <inkml:trace contextRef="#ctx0" brushRef="#br0">1 14 704 0 0,'0'0'9265'0'0,"9"-5"-4020"0"0,10-3-2724 0 0,-19 8-2452 0 0,1 0 0 0 0,0 0 0 0 0,0 1-1 0 0,0-1 1 0 0,0 1 0 0 0,-1-1-1 0 0,1 0 1 0 0,0 1 0 0 0,0-1 0 0 0,-1 1-1 0 0,1 0 1 0 0,0-1 0 0 0,-1 1-1 0 0,1-1 1 0 0,0 1 0 0 0,-1 0-1 0 0,1 0 1 0 0,-1-1 0 0 0,1 1 0 0 0,-1 0-1 0 0,0 0 1 0 0,1 0 0 0 0,-1-1-1 0 0,0 1 1 0 0,1 0 0 0 0,-1 0-1 0 0,0 0 1 0 0,0 0 0 0 0,0 0 0 0 0,0 0-1 0 0,0 0 1 0 0,0-1 0 0 0,0 1-1 0 0,0 0 1 0 0,0 0 0 0 0,-1 1 0 0 0,-5 40 616 0 0,5-38-529 0 0,-10 42 299 0 0,-8 45 200 0 0,18-82-611 0 0,0 1 0 0 0,1 0 0 0 0,0 0 0 0 0,0 0 0 0 0,1 0 1 0 0,1 0-1 0 0,2 11 0 0 0,-3-19-43 0 0,0 1 0 0 0,0 0 0 0 0,0 0 0 0 0,0 0 0 0 0,0-1 0 0 0,1 1 0 0 0,0 0 0 0 0,-1-1 0 0 0,1 1 0 0 0,0-1 0 0 0,0 0 0 0 0,0 0 0 0 0,0 0 1 0 0,1 0-1 0 0,-1 0 0 0 0,4 2 0 0 0,-4-3-1 0 0,0 0 1 0 0,0 0 0 0 0,0-1-1 0 0,1 1 1 0 0,-1 0 0 0 0,0-1-1 0 0,0 0 1 0 0,1 1 0 0 0,-1-1-1 0 0,0 0 1 0 0,0 0 0 0 0,1 0-1 0 0,-1-1 1 0 0,0 1 0 0 0,0 0 0 0 0,1-1-1 0 0,-1 0 1 0 0,0 1 0 0 0,0-1-1 0 0,0 0 1 0 0,0 0 0 0 0,2-1-1 0 0,5-4 0 0 0</inkml:trace>
+</inkml:ink>
+</file>
+
+<file path=word/ink/ink3.xml><?xml version="1.0" encoding="utf-8"?>
+<inkml:ink xmlns:inkml="http://www.w3.org/2003/InkML">
+  <inkml:definitions>
+    <inkml:context xml:id="ctx0">
+      <inkml:inkSource xml:id="inkSrc0">
+        <inkml:traceFormat>
+          <inkml:channel name="X" type="integer" min="-2.14748E9" max="2.14748E9" units="cm"/>
+          <inkml:channel name="Y" type="integer" min="-2.14748E9" max="2.14748E9" units="cm"/>
+          <inkml:channel name="F" type="integer" max="32767" units="dev"/>
+          <inkml:channel name="OA" type="integer" max="360" units="deg"/>
+          <inkml:channel name="OE" type="integer" max="90" units="deg"/>
+        </inkml:traceFormat>
+        <inkml:channelProperties>
+          <inkml:channelProperty channel="X" name="resolution" value="1000" units="1/cm"/>
+          <inkml:channelProperty channel="Y" name="resolution" value="1000" units="1/cm"/>
+          <inkml:channelProperty channel="F" name="resolution" value="0" units="1/dev"/>
+          <inkml:channelProperty channel="OA" name="resolution" value="1000" units="1/deg"/>
+          <inkml:channelProperty channel="OE" name="resolution" value="1000" units="1/deg"/>
+        </inkml:channelProperties>
+      </inkml:inkSource>
+      <inkml:timestamp xml:id="ts0" timeString="2026-03-11T15:00:56.681"/>
+    </inkml:context>
+    <inkml:brush xml:id="br0">
+      <inkml:brushProperty name="width" value="0.035" units="cm"/>
+      <inkml:brushProperty name="height" value="0.035" units="cm"/>
+      <inkml:brushProperty name="color" value="#E71224"/>
+    </inkml:brush>
+  </inkml:definitions>
+  <inkml:trace contextRef="#ctx0" brushRef="#br0">105 73 1856 0 0,'0'0'6816'0'0,"26"-17"-4648"0"0,-19 12-1779 0 0,26-12 689 0 0,-32 17-1008 0 0,0-1-1 0 0,0 1 1 0 0,0-1 0 0 0,0 1 0 0 0,0 0-1 0 0,0-1 1 0 0,0 1 0 0 0,0 0 0 0 0,0 0-1 0 0,0 0 1 0 0,0 0 0 0 0,0 0 0 0 0,0 0-1 0 0,-1 0 1 0 0,1 0 0 0 0,0 0 0 0 0,0 0-1 0 0,0 1 1 0 0,0-1 0 0 0,0 0 0 0 0,0 1-1 0 0,0-1 1 0 0,0 1 0 0 0,0-1 0 0 0,0 1 0 0 0,-1-1-1 0 0,1 1 1 0 0,0-1 0 0 0,1 2 0 0 0,-2-1-66 0 0,0 0 1 0 0,1 0-1 0 0,-1 0 1 0 0,0 0-1 0 0,0 0 1 0 0,1 0-1 0 0,-1 0 1 0 0,0 0-1 0 0,0 0 1 0 0,0 0-1 0 0,0 0 1 0 0,0 0-1 0 0,0 0 1 0 0,-1 0-1 0 0,1 0 1 0 0,0 0-1 0 0,0 0 1 0 0,-1 0-1 0 0,1 0 1 0 0,-1 0-1 0 0,1 0 1 0 0,-1-1-1 0 0,0 3 1 0 0,-18 21-412 0 0,14-18 706 0 0,3-4-207 0 0,-16 18 564 0 0,17-19-634 0 0,1-1 0 0 0,0 1-1 0 0,-1-1 1 0 0,1 1 0 0 0,-1-1 0 0 0,1 1-1 0 0,-1-1 1 0 0,0 1 0 0 0,1-1 0 0 0,-1 0-1 0 0,1 0 1 0 0,-1 1 0 0 0,1-1 0 0 0,-1 0-1 0 0,0 0 1 0 0,1 1 0 0 0,-1-1 0 0 0,0 0-1 0 0,1 0 1 0 0,-1 0 0 0 0,0 0 0 0 0,1 0-1 0 0,-1 0 1 0 0,0 0 0 0 0,1 0 0 0 0,-1 0-1 0 0,0-1 1 0 0,1 1 0 0 0,-1 0 0 0 0,1 0-1 0 0,-1-1 1 0 0,0 1 0 0 0,0-1 0 0 0,0 0-4 0 0,1 0 1 0 0,-1 1 0 0 0,1-1 0 0 0,-1 0 0 0 0,1 0 0 0 0,0 0 0 0 0,-1 0 0 0 0,1 0 0 0 0,0 0-1 0 0,0 0 1 0 0,0 0 0 0 0,0 0 0 0 0,0 0 0 0 0,0 0 0 0 0,0 0 0 0 0,0 0 0 0 0,0 0 0 0 0,0 0 0 0 0,0 0-1 0 0,1 0 1 0 0,-1 0 0 0 0,0 0 0 0 0,1 0 0 0 0,0-1 0 0 0,12-22 288 0 0,-12 23-293 0 0,19-23 352 0 0,-20 23-349 0 0,1 0 1 0 0,0 0 0 0 0,-1 1-1 0 0,1-1 1 0 0,0 0 0 0 0,0 1-1 0 0,-1-1 1 0 0,1 1-1 0 0,0-1 1 0 0,0 1 0 0 0,0-1-1 0 0,0 1 1 0 0,0 0 0 0 0,0 0-1 0 0,0-1 1 0 0,-1 1-1 0 0,1 0 1 0 0,0 0 0 0 0,0 0-1 0 0,0 0 1 0 0,0 0 0 0 0,0 0-1 0 0,0 0 1 0 0,0 0-1 0 0,0 0 1 0 0,0 0 0 0 0,0 1-1 0 0,0-1 1 0 0,2 1-1 0 0,-3 0-4 0 0,1 0-1 0 0,0 0 1 0 0,-1 0-1 0 0,1 0 1 0 0,0 0-1 0 0,-1 0 1 0 0,1 0-1 0 0,-1 0 1 0 0,0 0-1 0 0,1 0 1 0 0,-1 0-1 0 0,0 0 1 0 0,0 0-1 0 0,0 1 1 0 0,1-1-1 0 0,-1 0 1 0 0,0 0-1 0 0,-1 0 1 0 0,1 0-1 0 0,0 0 1 0 0,0 0-1 0 0,0 1 1 0 0,-1-1-1 0 0,1 0 1 0 0,0 0-1 0 0,-1 0 1 0 0,0 2-1 0 0,-15 27 134 0 0,11-23-101 0 0,0-1-1 0 0,-1 0 0 0 0,-11 11 0 0 0,15-16-11 0 0,1 0 0 0 0,-1 1 1 0 0,0-1-1 0 0,0 0 0 0 0,0 0 0 0 0,0 0 0 0 0,0 0 0 0 0,0 0 1 0 0,0 0-1 0 0,0-1 0 0 0,0 1 0 0 0,-1-1 0 0 0,1 1 0 0 0,0-1 1 0 0,0 0-1 0 0,0 0 0 0 0,-1 0 0 0 0,1 0 0 0 0,-3-1 0 0 0,5 1-20 0 0,-1-1 0 0 0,0 1 0 0 0,1-1 0 0 0,-1 1-1 0 0,0-1 1 0 0,1 1 0 0 0,-1-1 0 0 0,1 1-1 0 0,-1-1 1 0 0,1 1 0 0 0,0-1 0 0 0,-1 0 0 0 0,1 1-1 0 0,0-1 1 0 0,-1 0 0 0 0,1 0 0 0 0,0 1-1 0 0,0-1 1 0 0,-1 0 0 0 0,1 1 0 0 0,0-1-1 0 0,0 0 1 0 0,0 0 0 0 0,0 0 0 0 0,0 1 0 0 0,0-1-1 0 0,0 0 1 0 0,0 0 0 0 0,1 1 0 0 0,-1-1-1 0 0,0 0 1 0 0,0 1 0 0 0,1-1 0 0 0,-1 0 0 0 0,1-1-1 0 0,11-24 248 0 0,-8 20-194 0 0,1 0 0 0 0,0 1 0 0 0,0 0-1 0 0,1 0 1 0 0,6-6 0 0 0,-9 10-27 0 0,-1-1 0 0 0,1 1 1 0 0,0-1-1 0 0,-1 1 0 0 0,1 0 0 0 0,0 0 1 0 0,0 0-1 0 0,0 0 0 0 0,0 1 0 0 0,0-1 1 0 0,0 1-1 0 0,0 0 0 0 0,0 0 0 0 0,0 0 1 0 0,6 0-1 0 0,-9 0-28 0 0,1 0 0 0 0,-1 1 0 0 0,0-1 1 0 0,1 0-1 0 0,-1 0 0 0 0,1 0 0 0 0,-1 0 0 0 0,1 0 0 0 0,-1 0 1 0 0,1 1-1 0 0,-1-1 0 0 0,1 0 0 0 0,-1 0 0 0 0,0 1 0 0 0,1-1 0 0 0,-1 0 1 0 0,1 1-1 0 0,-1-1 0 0 0,0 0 0 0 0,0 1 0 0 0,1-1 0 0 0,-1 0 0 0 0,0 1 1 0 0,1-1-1 0 0,-1 1 0 0 0,0-1 0 0 0,0 1 0 0 0,0-1 0 0 0,1 1 0 0 0,-6 14 257 0 0,3-12-220 0 0,-1 1 0 0 0,1-1-1 0 0,-1 0 1 0 0,0 0 0 0 0,0 0-1 0 0,-3 2 1 0 0,5-4-37 0 0,-37 20 323 0 0,36-20-312 0 0,0 0-1 0 0,0 0 1 0 0,1-1-1 0 0,-1 1 1 0 0,0-1 0 0 0,0 1-1 0 0,0-1 1 0 0,0 0-1 0 0,0 0 1 0 0,0 0-1 0 0,0 0 1 0 0,0 0-1 0 0,0 0 1 0 0,0-1-1 0 0,0 1 1 0 0,0-1-1 0 0,0 1 1 0 0,0-1-1 0 0,-2-1 1 0 0,3 2-12 0 0,0-1 1 0 0,1 0-1 0 0,-1 0 0 0 0,1 1 1 0 0,-1-1-1 0 0,1 0 0 0 0,-1 0 0 0 0,1 0 1 0 0,0 1-1 0 0,-1-1 0 0 0,1 0 1 0 0,0 0-1 0 0,0 0 0 0 0,0 0 1 0 0,-1 0-1 0 0,1 0 0 0 0,0 0 1 0 0,0 0-1 0 0,0 0 0 0 0,0 1 1 0 0,1-1-1 0 0,-1 0 0 0 0,0 0 0 0 0,0 0 1 0 0,0 0-1 0 0,1 0 0 0 0,-1 0 1 0 0,1 1-1 0 0,-1-1 0 0 0,0 0 1 0 0,1 0-1 0 0,-1 0 0 0 0,1 1 1 0 0,0-1-1 0 0,1-1 0 0 0,0-2 23 0 0,1 0 0 0 0,1 0 0 0 0,-1 0 0 0 0,1 0 0 0 0,4-4 0 0 0,29-14 162 0 0,-35 22-182 0 0,-1-1 1 0 0,0 0-1 0 0,0 0 1 0 0,1 1-1 0 0,-1-1 1 0 0,0 1-1 0 0,1-1 1 0 0,-1 1 0 0 0,1 0-1 0 0,-1-1 1 0 0,0 1-1 0 0,1 0 1 0 0,-1 0-1 0 0,1 0 1 0 0,-1 0-1 0 0,1 0 1 0 0,-1 1-1 0 0,1-1 1 0 0,-1 0-1 0 0,0 1 1 0 0,1-1 0 0 0,-1 0-1 0 0,0 1 1 0 0,1 0-1 0 0,-1-1 1 0 0,3 3-1 0 0,-4-2-1 0 0,1 0 1 0 0,-1 0-1 0 0,0 0 0 0 0,1 0 0 0 0,-1 0 0 0 0,0 1 0 0 0,0-1 0 0 0,0 0 1 0 0,0 0-1 0 0,0 0 0 0 0,0 0 0 0 0,0 1 0 0 0,0-1 0 0 0,0 0 1 0 0,0 0-1 0 0,-1 0 0 0 0,1 0 0 0 0,0 1 0 0 0,-1-1 0 0 0,1 0 0 0 0,-1 0 1 0 0,1 0-1 0 0,-1 0 0 0 0,0 0 0 0 0,1 0 0 0 0,-1 0 0 0 0,-1 1 0 0 0,-26 28 138 0 0,23-25-126 0 0,-1 2 8 0 0,-28 23 81 0 0,33-28-98 0 0,-1-1 1 0 0,0 0-1 0 0,1 0 0 0 0,-1 0 0 0 0,0 0 0 0 0,1 0 0 0 0,-1-1 0 0 0,0 1 0 0 0,0 0 0 0 0,0-1 0 0 0,0 1 0 0 0,0-1 0 0 0,0 0 0 0 0,0 0 0 0 0,1 1 0 0 0,-1-1 0 0 0,0 0 0 0 0,0-1 0 0 0,-3 1 0 0 0,5-1-12 0 0,0 1 0 0 0,-1 0 0 0 0,1-1 1 0 0,0 1-1 0 0,-1 0 0 0 0,1-1 0 0 0,0 1 0 0 0,0-1 0 0 0,0 1 0 0 0,0 0 0 0 0,-1-1 0 0 0,1 1 0 0 0,0-1 0 0 0,0 1 0 0 0,0-1 0 0 0,0 1 1 0 0,0-1-1 0 0,0 1 0 0 0,0 0 0 0 0,0-1 0 0 0,0 1 0 0 0,0-1 0 0 0,0 1 0 0 0,0-1 0 0 0,1 1 0 0 0,-1-1 0 0 0,0 1 0 0 0,0 0 0 0 0,0-1 1 0 0,1 1-1 0 0,-1-1 0 0 0,0 1 0 0 0,9-15 49 0 0,-1 4-28 0 0,-3 4-4 0 0,1-1 0 0 0,1 1-1 0 0,0 0 1 0 0,0 0 0 0 0,15-11-1 0 0,-18 16-14 0 0,-1 0 0 0 0,1 0 0 0 0,0 0 0 0 0,0 1 0 0 0,0-1 0 0 0,1 1 0 0 0,-1 0 0 0 0,0 0 0 0 0,8 0 0 0 0,-11 1-3 0 0,0 0 1 0 0,0 0-1 0 0,0 0 0 0 0,0 0 0 0 0,0 0 1 0 0,0 0-1 0 0,0 0 0 0 0,0 0 1 0 0,0 1-1 0 0,0-1 0 0 0,-1 0 0 0 0,1 1 1 0 0,0-1-1 0 0,0 1 0 0 0,0-1 0 0 0,0 1 1 0 0,0-1-1 0 0,-1 1 0 0 0,1-1 1 0 0,0 1-1 0 0,0 0 0 0 0,-1 0 0 0 0,1-1 1 0 0,0 1-1 0 0,-1 0 0 0 0,1 0 0 0 0,-1 0 1 0 0,1 0-1 0 0,-1 0 0 0 0,0 0 1 0 0,1-1-1 0 0,-1 1 0 0 0,0 0 0 0 0,0 0 1 0 0,1 0-1 0 0,-1 0 0 0 0,0 0 1 0 0,0 0-1 0 0,0 0 0 0 0,0 0 0 0 0,0 0 1 0 0,0 0-1 0 0,-1 0 0 0 0,1 0 0 0 0,0 0 1 0 0,0 0-1 0 0,-1 0 0 0 0,0 1 1 0 0,0 3-1 0 0,-1 0 0 0 0,0 0 0 0 0,0-1 0 0 0,0 1 0 0 0,0-1 0 0 0,-1 0 0 0 0,0 0 0 0 0,0 0 0 0 0,0 0 0 0 0,-7 7 0 0 0,-1-1 1 0 0,0-1 0 0 0,-17 12 1 0 0,26-20-1 0 0,1 0 0 0 0,-1 0 0 0 0,1 0 0 0 0,0 0 1 0 0,-1-1-1 0 0,1 1 0 0 0,-1 0 0 0 0,0-1 0 0 0,1 1 0 0 0,-1-1 1 0 0,0 1-1 0 0,1-1 0 0 0,-1 0 0 0 0,0 0 0 0 0,1 0 1 0 0,-1 0-1 0 0,0 0 0 0 0,1 0 0 0 0,-1 0 0 0 0,0 0 1 0 0,0-1-1 0 0,1 1 0 0 0,-1-1 0 0 0,1 1 0 0 0,-1-1 0 0 0,0 0 1 0 0,1 0-1 0 0,-1 1 0 0 0,-1-3 0 0 0,2 2-2 0 0,0-1 1 0 0,-1 1-1 0 0,1-1 0 0 0,0 0 0 0 0,0 1 0 0 0,0-1 1 0 0,0 0-1 0 0,1 0 0 0 0,-1 1 0 0 0,0-1 0 0 0,1 0 0 0 0,-1 0 1 0 0,1 0-1 0 0,0 0 0 0 0,-1 0 0 0 0,1 0 0 0 0,0 0 1 0 0,0 0-1 0 0,1 0 0 0 0,-1 0 0 0 0,0 0 0 0 0,1 0 1 0 0,-1 0-1 0 0,2-3 0 0 0,1-2 2 0 0,-1 0-1 0 0,2 0 1 0 0,-1 1 0 0 0,1-1-1 0 0,0 1 1 0 0,0 0 0 0 0,1 0-1 0 0,0 0 1 0 0,7-6 0 0 0,-10 10 2 0 0,0 0-1 0 0,0 0 1 0 0,0 1-1 0 0,0-1 1 0 0,0 1 0 0 0,0-1-1 0 0,1 1 1 0 0,-1 0 0 0 0,1 0-1 0 0,-1 0 1 0 0,1 0-1 0 0,-1 0 1 0 0,1 0 0 0 0,0 1-1 0 0,-1-1 1 0 0,1 1 0 0 0,0 0-1 0 0,-1 0 1 0 0,1 0 0 0 0,0 0-1 0 0,-1 0 1 0 0,1 1-1 0 0,0-1 1 0 0,-1 1 0 0 0,1 0-1 0 0,-1 0 1 0 0,1 0 0 0 0,4 2-1 0 0,-6-2-1 0 0,1 0 0 0 0,-1-1 1 0 0,0 1-1 0 0,0 0 0 0 0,1 0 0 0 0,-1 0 0 0 0,0 0 0 0 0,0 0 0 0 0,0 0 0 0 0,0 0 1 0 0,-1 1-1 0 0,1-1 0 0 0,0 0 0 0 0,0 0 0 0 0,-1 1 0 0 0,1-1 0 0 0,-1 1 0 0 0,1-1 1 0 0,-1 0-1 0 0,1 1 0 0 0,-1-1 0 0 0,0 4 0 0 0,0-3 0 0 0,0 1-1 0 0,-1-1 1 0 0,1 1 0 0 0,-1-1-1 0 0,0 1 1 0 0,0-1-1 0 0,0 1 1 0 0,0-1 0 0 0,0 1-1 0 0,0-1 1 0 0,-1 0-1 0 0,-1 2 1 0 0,-2 3 0 0 0,-1-1 0 0 0,1 0 0 0 0,-1-1 0 0 0,-1 1 0 0 0,1-1 0 0 0,-1 0 0 0 0,-10 5 0 0 0,15-9-3 0 0,-1 0 1 0 0,0 0-1 0 0,1 0 1 0 0,-1 0-1 0 0,0-1 1 0 0,0 1-1 0 0,0-1 0 0 0,0 0 1 0 0,0 0-1 0 0,1 0 1 0 0,-1 0-1 0 0,0 0 1 0 0,0-1-1 0 0,0 1 1 0 0,0-1-1 0 0,-3-1 1 0 0,5 2-1 0 0,0-1 0 0 0,-1 1 0 0 0,1-1 0 0 0,1 0 1 0 0,-1 1-1 0 0,0-1 0 0 0,0 0 0 0 0,0 1 0 0 0,0-1 0 0 0,0 0 0 0 0,1 0 1 0 0,-1 0-1 0 0,0 0 0 0 0,1 0 0 0 0,-1 0 0 0 0,1 0 0 0 0,-1 0 0 0 0,1 0 1 0 0,-1 0-1 0 0,1 0 0 0 0,0 0 0 0 0,-1 0 0 0 0,1 0 0 0 0,0 0 1 0 0,0-1-1 0 0,0 1 0 0 0,0 0 0 0 0,0 0 0 0 0,0 0 0 0 0,0 0 0 0 0,0 0 1 0 0,1-1-1 0 0,-1 1 0 0 0,0 0 0 0 0,1 0 0 0 0,-1 0 0 0 0,0 0 0 0 0,1 0 1 0 0,0 0-1 0 0,-1 0 0 0 0,1 0 0 0 0,-1 0 0 0 0,2-1 0 0 0,1-2-1 0 0,0 0-1 0 0,0 0 0 0 0,0 1 1 0 0,1-1-1 0 0,-1 1 0 0 0,1 0 1 0 0,0-1-1 0 0,0 2 0 0 0,0-1 1 0 0,0 0-1 0 0,7-2 0 0 0,-9 4 1 0 0,1-1 0 0 0,-1 1-1 0 0,1 1 1 0 0,0-1 0 0 0,0 0 0 0 0,-1 0-1 0 0,1 1 1 0 0,0 0 0 0 0,0 0-1 0 0,0-1 1 0 0,-1 2 0 0 0,1-1 0 0 0,0 0-1 0 0,0 0 1 0 0,-1 1 0 0 0,1 0 0 0 0,0-1-1 0 0,0 1 1 0 0,-1 0 0 0 0,1 0-1 0 0,3 3 1 0 0,-5-4-4 0 0,0 1 0 0 0,1 0 0 0 0,-1 0 1 0 0,0 0-1 0 0,0 0 0 0 0,0 0 0 0 0,0 0 0 0 0,0 1 0 0 0,0-1 0 0 0,0 0 0 0 0,0 0 0 0 0,0 1 0 0 0,-1-1 0 0 0,1 0 0 0 0,-1 1 0 0 0,1-1 0 0 0,-1 1 1 0 0,1-1-1 0 0,-1 1 0 0 0,0-1 0 0 0,1 2 0 0 0,-2 0-4 0 0,1 0 0 0 0,0-1 1 0 0,-1 1-1 0 0,1-1 0 0 0,-1 1 1 0 0,0-1-1 0 0,0 1 0 0 0,0-1 0 0 0,0 1 1 0 0,0-1-1 0 0,-2 3 0 0 0,-3 3-3 0 0,1-1 0 0 0,-1-1 0 0 0,-1 1 0 0 0,1-1 0 0 0,-1 0 0 0 0,-7 6 0 0 0,3-5 5 0 0,-27 18-20 0 0,36-24 26 0 0,0 0-1 0 0,0 0 1 0 0,0 0-1 0 0,0 0 1 0 0,-1-1 0 0 0,1 1-1 0 0,0-1 1 0 0,0 1 0 0 0,-1-1-1 0 0,1 0 1 0 0,0 0-1 0 0,0 0 1 0 0,-1 0 0 0 0,1-1-1 0 0,0 1 1 0 0,-4-1 0 0 0,5 0 7 0 0,0 1 1 0 0,1 0 0 0 0,-1-1 0 0 0,0 1 0 0 0,1 0-1 0 0,-1-1 1 0 0,0 1 0 0 0,1-1 0 0 0,-1 1 0 0 0,1-1-1 0 0,-1 1 1 0 0,0-1 0 0 0,1 1 0 0 0,-1-1 0 0 0,1 0-1 0 0,0 1 1 0 0,-1-1 0 0 0,1 0 0 0 0,0 1 0 0 0,-1-1-1 0 0,1 0 1 0 0,0 0 0 0 0,0 1 0 0 0,-1-3 0 0 0,1 2 3 0 0,0-1 1 0 0,0 0-1 0 0,0 0 0 0 0,1 0 1 0 0,-1 0-1 0 0,0 0 1 0 0,1 0-1 0 0,0 0 1 0 0,1-3-1 0 0,1-2 4 0 0,1 1 1 0 0,0-1-1 0 0,0 1 1 0 0,6-6-1 0 0,-5 6-8 0 0,0 0 0 0 0,1 1 0 0 0,0 0 0 0 0,0 0 0 0 0,1 1 0 0 0,-1-1 0 0 0,1 2 0 0 0,12-7-1 0 0,-16 9-20 0 0,0 0-1 0 0,0 0 0 0 0,0 0 0 0 0,0 0 0 0 0,0 0 0 0 0,0 0 1 0 0,1 1-1 0 0,-1 0 0 0 0,0 0 0 0 0,0 0 0 0 0,0 0 1 0 0,0 0-1 0 0,1 0 0 0 0,-1 1 0 0 0,0 0 0 0 0,0-1 0 0 0,0 1 1 0 0,0 0-1 0 0,0 1 0 0 0,0-1 0 0 0,0 0 0 0 0,0 1 0 0 0,4 3 1 0 0,-6-3 4 0 0,0-1 0 0 0,0 0 0 0 0,0 1 0 0 0,0-1 0 0 0,-1 1 0 0 0,1-1 0 0 0,-1 1 0 0 0,1-1 0 0 0,-1 1 0 0 0,0-1 0 0 0,1 1 0 0 0,-1-1 0 0 0,0 1 0 0 0,0-1 0 0 0,0 1 0 0 0,0 0 0 0 0,0-1 0 0 0,0 1 0 0 0,-1-1 0 0 0,1 1 0 0 0,-1-1 0 0 0,1 1 0 0 0,-1-1 0 0 0,1 1 0 0 0,-1-1 0 0 0,0 1 0 0 0,1-1 1 0 0,-1 0-1 0 0,-2 2 0 0 0,0 4-9 0 0,-1-1-1 0 0,0-1 1 0 0,-1 1 0 0 0,0-1 0 0 0,-6 7 0 0 0,3-5 2 0 0,-1 0-1 0 0,-1-1 0 0 0,-9 6 0 0 0,17-10 22 0 0,-1-1 0 0 0,1 0 0 0 0,-1 0 0 0 0,1 0 0 0 0,-1 0-1 0 0,0 0 1 0 0,0 0 0 0 0,1 0 0 0 0,-1-1 0 0 0,0 0-1 0 0,0 1 1 0 0,1-1 0 0 0,-1 0 0 0 0,0 0 0 0 0,0-1 0 0 0,0 1-1 0 0,-5-2 1 0 0,6 1 22 0 0,0 0 0 0 0,0-1-1 0 0,0 1 1 0 0,0-1 0 0 0,1 1-1 0 0,-1-1 1 0 0,0 0 0 0 0,1 0-1 0 0,-1 0 1 0 0,1 0 0 0 0,-1 0-1 0 0,1 0 1 0 0,0 0 0 0 0,0 0-1 0 0,0-1 1 0 0,0 1 0 0 0,1 0-1 0 0,-1-1 1 0 0,0 1 0 0 0,1-1-1 0 0,0 1 1 0 0,0 0 0 0 0,-1-1-1 0 0,1 1 1 0 0,1-1 0 0 0,-1 1-1 0 0,0-1 1 0 0,2-4 0 0 0,-1 2-6 0 0,0-1 1 0 0,0 0 0 0 0,1 1 0 0 0,0-1-1 0 0,0 1 1 0 0,0-1 0 0 0,1 1-1 0 0,0 0 1 0 0,0 0 0 0 0,0 0 0 0 0,5-5-1 0 0,-3 6-8 0 0,0 0 0 0 0,0 0 0 0 0,0 0 0 0 0,0 1 0 0 0,0-1 0 0 0,1 1 0 0 0,0 1 0 0 0,-1-1 0 0 0,9-1-1 0 0,-11 3-10 0 0,0 0 0 0 0,1 0 0 0 0,-1 0-1 0 0,0 1 1 0 0,0 0 0 0 0,1-1 0 0 0,-1 1-1 0 0,0 1 1 0 0,1-1 0 0 0,-1 0 0 0 0,0 1-1 0 0,0 0 1 0 0,1-1 0 0 0,-1 1 0 0 0,0 0-1 0 0,0 1 1 0 0,0-1 0 0 0,0 1-1 0 0,3 2 1 0 0,-5-4-5 0 0,0 1 1 0 0,0 0-1 0 0,0 0 0 0 0,0 0 0 0 0,-1 1 0 0 0,1-1 0 0 0,-1 0 1 0 0,1 0-1 0 0,-1 0 0 0 0,1 0 0 0 0,-1 1 0 0 0,1-1 1 0 0,-1 0-1 0 0,0 0 0 0 0,0 1 0 0 0,0-1 0 0 0,0 0 0 0 0,0 1 1 0 0,0-1-1 0 0,0 0 0 0 0,0 0 0 0 0,0 1 0 0 0,0-1 0 0 0,-1 0 1 0 0,1 0-1 0 0,-1 1 0 0 0,1-1 0 0 0,-1 0 0 0 0,1 0 1 0 0,-2 2-1 0 0,-1 3-2 0 0,-1 0 0 0 0,1 0 0 0 0,-1-1 0 0 0,-7 8 0 0 0,6-8 6 0 0,0-1-1 0 0,-1 1 0 0 0,1-1 1 0 0,-1 0-1 0 0,0-1 1 0 0,0 0-1 0 0,-1 1 0 0 0,1-2 1 0 0,0 1-1 0 0,-1-1 1 0 0,0 0-1 0 0,0 0 0 0 0,1-1 1 0 0,-10 1-1 0 0,14-2 5 0 0,-1-1-1 0 0,1 1 0 0 0,-1-1 0 0 0,1 1 1 0 0,-1-1-1 0 0,1 0 0 0 0,-1 0 1 0 0,1 0-1 0 0,-1 0 0 0 0,1 0 0 0 0,0-1 1 0 0,0 1-1 0 0,0-1 0 0 0,0 1 1 0 0,0-1-1 0 0,-2-2 0 0 0,3 3-1 0 0,0-1 0 0 0,0 1 0 0 0,0 0-1 0 0,0 0 1 0 0,0 0 0 0 0,0-1 0 0 0,0 1 0 0 0,1-1 0 0 0,-1 1-1 0 0,1 0 1 0 0,-1-1 0 0 0,1 1 0 0 0,-1-1 0 0 0,1 1-1 0 0,0-1 1 0 0,0 1 0 0 0,0-1 0 0 0,0 1 0 0 0,0-1 0 0 0,0 1-1 0 0,0-1 1 0 0,0 1 0 0 0,1-1 0 0 0,-1 1 0 0 0,1-1-1 0 0,-1 1 1 0 0,1-1 0 0 0,0-1 0 0 0,5-6-1 0 0,0 1-1 0 0,1 0 1 0 0,-1 0-1 0 0,1 0 1 0 0,1 1 0 0 0,0 0-1 0 0,0 0 1 0 0,0 1 0 0 0,0 0-1 0 0,1 1 1 0 0,0 0-1 0 0,0 0 1 0 0,1 1 0 0 0,0 0-1 0 0,-1 1 1 0 0,1 0 0 0 0,15-3-1 0 0,-23 6-3 0 0,-1 0-1 0 0,1 0 0 0 0,-1-1 1 0 0,1 1-1 0 0,-1 0 1 0 0,1 1-1 0 0,-1-1 0 0 0,1 0 1 0 0,-1 0-1 0 0,1 1 1 0 0,-1-1-1 0 0,0 0 0 0 0,1 1 1 0 0,-1 0-1 0 0,2 0 1 0 0,-2 0 0 0 0,-1-1 1 0 0,1 1 0 0 0,-1-1 0 0 0,1 1 0 0 0,-1 0 0 0 0,1-1 0 0 0,-1 1 0 0 0,1 0 0 0 0,-1 0 0 0 0,1-1 0 0 0,-1 1 0 0 0,0 0-1 0 0,1 0 1 0 0,-1-1 0 0 0,0 1 0 0 0,0 0 0 0 0,0 0 0 0 0,0 0 0 0 0,0 1 0 0 0,0 2-1 0 0,0-1 0 0 0,-1 1 0 0 0,0 0 0 0 0,0-1 0 0 0,0 1 0 0 0,0-1 0 0 0,0 1 0 0 0,-1-1 0 0 0,-3 7 1 0 0,-1 0 1 0 0,0-1 0 0 0,-1 1 0 0 0,0-1 1 0 0,-1 0-1 0 0,0-1 0 0 0,0 1 1 0 0,0-2-1 0 0,-1 1 0 0 0,-1-1 0 0 0,1-1 1 0 0,-1 1-1 0 0,0-2 0 0 0,-13 6 1 0 0,22-10 4 0 0,-1 0 1 0 0,1-1 0 0 0,-1 1-1 0 0,1-1 1 0 0,-1 0 0 0 0,1 0 0 0 0,-1 1-1 0 0,1-1 1 0 0,-1 0 0 0 0,0 0-1 0 0,1 0 1 0 0,-1-1 0 0 0,1 1 0 0 0,-1 0-1 0 0,1 0 1 0 0,-1-1 0 0 0,1 1 0 0 0,-1-1-1 0 0,1 0 1 0 0,-1 1 0 0 0,1-1-1 0 0,0 0 1 0 0,-1 0 0 0 0,1 0 0 0 0,0 0-1 0 0,0 0 1 0 0,-1 0 0 0 0,1 0-1 0 0,0 0 1 0 0,0 0 0 0 0,0 0 0 0 0,-1-3-1 0 0,1 1 6 0 0,0 1 1 0 0,0-1-1 0 0,0 0 0 0 0,0 1 0 0 0,1-1 0 0 0,-1 0 0 0 0,1 0 0 0 0,-1 0 0 0 0,1 1 0 0 0,0-1 0 0 0,0 0 1 0 0,1 0-1 0 0,-1 0 0 0 0,1 1 0 0 0,-1-1 0 0 0,1 0 0 0 0,1-3 0 0 0,1-1-8 0 0,1-1-1 0 0,-1 1 1 0 0,1 0-1 0 0,1 0 0 0 0,-1 1 1 0 0,1 0-1 0 0,1-1 1 0 0,-1 2-1 0 0,1-1 1 0 0,0 0-1 0 0,0 1 1 0 0,0 0-1 0 0,1 1 0 0 0,0 0 1 0 0,0 0-1 0 0,0 0 1 0 0,10-3-1 0 0,-16 6-7 0 0,1 0-1 0 0,0 1 1 0 0,-1 0 0 0 0,1-1-1 0 0,-1 1 1 0 0,1 0 0 0 0,-1 0-1 0 0,1 0 1 0 0,0 0-1 0 0,-1 0 1 0 0,1 0 0 0 0,-1 0-1 0 0,1 0 1 0 0,0 1 0 0 0,-1-1-1 0 0,1 1 1 0 0,-1-1 0 0 0,1 1-1 0 0,-1 0 1 0 0,1-1-1 0 0,-1 1 1 0 0,0 0 0 0 0,1 0-1 0 0,-1 0 1 0 0,0 0 0 0 0,0 0-1 0 0,0 0 1 0 0,2 3-1 0 0,-2-3 5 0 0,0 1-1 0 0,-1 0 0 0 0,0 0 1 0 0,1-1-1 0 0,-1 1 1 0 0,0 0-1 0 0,0-1 0 0 0,0 1 1 0 0,0 0-1 0 0,0 0 0 0 0,0-1 1 0 0,-1 1-1 0 0,1 0 1 0 0,0 0-1 0 0,-1-1 0 0 0,1 1 1 0 0,-1 0-1 0 0,0-1 0 0 0,0 1 1 0 0,0-1-1 0 0,0 1 0 0 0,0-1 1 0 0,0 0-1 0 0,0 1 1 0 0,0-1-1 0 0,-2 2 0 0 0,-6 7-5 0 0,0 0 1 0 0,-1-1-1 0 0,-1 0 0 0 0,1 0 0 0 0,-1-1 0 0 0,-1-1 0 0 0,-17 10 1 0 0,27-16 15 0 0,0 0 1 0 0,-1-1 0 0 0,1 1 0 0 0,-1 0 0 0 0,1-1 0 0 0,-1 1-1 0 0,1-1 1 0 0,-1 0 0 0 0,1 0 0 0 0,-1 0 0 0 0,1 0-1 0 0,-1-1 1 0 0,1 1 0 0 0,-1-1 0 0 0,1 1 0 0 0,-1-1 0 0 0,1 0-1 0 0,0 0 1 0 0,-1 0 0 0 0,1 0 0 0 0,0 0 0 0 0,0 0 0 0 0,-3-2-1 0 0,4 1-2 0 0,0 1 0 0 0,-1 0 0 0 0,1-1-1 0 0,0 1 1 0 0,0-1 0 0 0,0 0 0 0 0,0 1-1 0 0,0-1 1 0 0,0 0 0 0 0,0 0-1 0 0,0 1 1 0 0,1-1 0 0 0,-1 0 0 0 0,1 0-1 0 0,-1 0 1 0 0,1 0 0 0 0,0 0 0 0 0,0 0-1 0 0,0 0 1 0 0,0 1 0 0 0,0-1 0 0 0,0 0-1 0 0,0 0 1 0 0,1 0 0 0 0,-1 0 0 0 0,1 0-1 0 0,-1 0 1 0 0,1 0 0 0 0,0 1-1 0 0,1-3 1 0 0,2-4 0 0 0,1 1-1 0 0,0 0 1 0 0,0 1-1 0 0,0-1 1 0 0,1 1-1 0 0,0 0 1 0 0,0 1-1 0 0,1-1 1 0 0,7-4-1 0 0,-11 8-12 0 0,0-1 0 0 0,0 1 0 0 0,0 1 0 0 0,1-1 1 0 0,-1 0-1 0 0,0 1 0 0 0,1-1 0 0 0,-1 1 0 0 0,1 0 0 0 0,-1 0 0 0 0,1 1 0 0 0,0-1 0 0 0,-1 1 0 0 0,1 0 0 0 0,0 0 0 0 0,-1 0 0 0 0,1 0 0 0 0,0 0 1 0 0,-1 1-1 0 0,1 0 0 0 0,-1 0 0 0 0,1 0 0 0 0,3 1 0 0 0,-6-1 4 0 0,0-1-1 0 0,0 1 1 0 0,-1 0 0 0 0,1-1 0 0 0,0 1-1 0 0,0 0 1 0 0,-1 0 0 0 0,1-1 0 0 0,0 1-1 0 0,-1 0 1 0 0,1 0 0 0 0,-1 0 0 0 0,1 0-1 0 0,-1 0 1 0 0,1 0 0 0 0,-1 0 0 0 0,0 0-1 0 0,1 0 1 0 0,-1 0 0 0 0,0 0 0 0 0,0 0-1 0 0,0 0 1 0 0,0 0 0 0 0,0 0 0 0 0,0 0-1 0 0,0 1 1 0 0,0-1 0 0 0,0 0 0 0 0,-1 0-1 0 0,1 0 1 0 0,0 0 0 0 0,-1 0 0 0 0,1 0-1 0 0,-1 0 1 0 0,1 0 0 0 0,-1-1 0 0 0,1 1-1 0 0,-1 0 1 0 0,-1 2 0 0 0,-3 4 0 0 0,0 0-1 0 0,-1 0 1 0 0,-11 10 0 0 0,14-13-8 0 0,-7 5 2 0 0,0 0 1 0 0,-1 0-1 0 0,-22 15 0 0 0,29-22 10 0 0,1 0-1 0 0,-1 0 1 0 0,0 0 0 0 0,0-1 0 0 0,0 1-1 0 0,0-1 1 0 0,0 0 0 0 0,0 0 0 0 0,0 0-1 0 0,0-1 1 0 0,0 1 0 0 0,0-1-1 0 0,0 0 1 0 0,-1 0 0 0 0,1-1 0 0 0,0 1-1 0 0,-5-2 1 0 0,8 2 5 0 0,0-1 0 0 0,0 1-1 0 0,0 0 1 0 0,0-1 0 0 0,0 1-1 0 0,1-1 1 0 0,-1 1 0 0 0,0-1-1 0 0,0 1 1 0 0,1-1 0 0 0,-1 1 0 0 0,0-1-1 0 0,1 0 1 0 0,-1 1 0 0 0,1-1-1 0 0,-1 0 1 0 0,1 0 0 0 0,-1 0-1 0 0,1 1 1 0 0,-1-1 0 0 0,1 0 0 0 0,0 0-1 0 0,0 0 1 0 0,-1-1 0 0 0,1-1 1 0 0,0 1 1 0 0,0-1 0 0 0,0 1 0 0 0,0 0-1 0 0,1-1 1 0 0,-1 1 0 0 0,1 0-1 0 0,-1 0 1 0 0,3-4 0 0 0,1-4 2 0 0,1 1 0 0 0,0 0 0 0 0,8-10 1 0 0,-13 18-10 0 0,5-5 4 0 0,0 0 1 0 0,0 0 0 0 0,1 1-1 0 0,-1 0 1 0 0,1 0 0 0 0,1 0-1 0 0,-1 0 1 0 0,1 1 0 0 0,7-4-1 0 0,-9 6-10 0 0,-1 0 0 0 0,1 0-1 0 0,0 0 1 0 0,0 1 0 0 0,0-1-1 0 0,-1 1 1 0 0,1 1 0 0 0,0-1-1 0 0,0 0 1 0 0,1 1 0 0 0,-1 0 0 0 0,0 1-1 0 0,0-1 1 0 0,9 2 0 0 0,-13-1 3 0 0,1 0 1 0 0,-1-1 0 0 0,1 1-1 0 0,-1 0 1 0 0,0 0 0 0 0,1 0-1 0 0,-1 0 1 0 0,0 0 0 0 0,0 0-1 0 0,0 0 1 0 0,1 0 0 0 0,-1 1-1 0 0,0-1 1 0 0,0 0 0 0 0,-1 1-1 0 0,1-1 1 0 0,0 1 0 0 0,0-1-1 0 0,-1 1 1 0 0,1-1 0 0 0,-1 1-1 0 0,1-1 1 0 0,-1 1 0 0 0,0 0-1 0 0,0-1 1 0 0,1 1 0 0 0,-1-1-1 0 0,0 1 1 0 0,-1 0 0 0 0,1-1-1 0 0,0 1 1 0 0,0 0 0 0 0,-1-1-1 0 0,1 1 1 0 0,-1 1 0 0 0,-1 4-1 0 0,0 1 0 0 0,-1-1 0 0 0,1 0 0 0 0,-2-1 0 0 0,1 1 0 0 0,-6 8 1 0 0,3-7 11 0 0,0 0 0 0 0,0 0 1 0 0,-1-1-1 0 0,-1 0 1 0 0,1 0-1 0 0,-1-1 1 0 0,0 1-1 0 0,-1-2 0 0 0,1 1 1 0 0,-1-1-1 0 0,0-1 1 0 0,-17 7-1 0 0,25-11-1 0 0,-1 1-1 0 0,1-1 1 0 0,-1 0 0 0 0,1 1-1 0 0,-1-1 1 0 0,0 0-1 0 0,1 0 1 0 0,-1 0-1 0 0,1 0 1 0 0,-1 0 0 0 0,1 0-1 0 0,-1 0 1 0 0,0-1-1 0 0,1 1 1 0 0,-1-1 0 0 0,1 1-1 0 0,-1-1 1 0 0,1 1-1 0 0,-1-1 1 0 0,1 0-1 0 0,0 0 1 0 0,-1 0 0 0 0,1 0-1 0 0,0 0 1 0 0,0 0-1 0 0,-1 0 1 0 0,1 0 0 0 0,0 0-1 0 0,0 0 1 0 0,0-1-1 0 0,0 1 1 0 0,1 0-1 0 0,-1-1 1 0 0,0 1 0 0 0,1-1-1 0 0,-1 1 1 0 0,0-1-1 0 0,1 1 1 0 0,0-1 0 0 0,-1 1-1 0 0,1-1 1 0 0,0 0-1 0 0,0 1 1 0 0,0-1 0 0 0,0 1-1 0 0,0-1 1 0 0,0 0-1 0 0,0 1 1 0 0,1-1-1 0 0,-1 1 1 0 0,1-1 0 0 0,-1 1-1 0 0,1-1 1 0 0,-1 1-1 0 0,1-1 1 0 0,0 1 0 0 0,0 0-1 0 0,0-1 1 0 0,0 1-1 0 0,0 0 1 0 0,0 0-1 0 0,0-1 1 0 0,2 0 0 0 0,0-2 40 0 0,0 1 1 0 0,0 0-1 0 0,0 0 1 0 0,0 0-1 0 0,1 1 1 0 0,6-4-1 0 0,-9 5-192 0 0,1 0-1 0 0,-1 1 1 0 0,1-1 0 0 0,-1 1-1 0 0,1 0 1 0 0,-1-1 0 0 0,1 1-1 0 0,-1 0 1 0 0,1 0-1 0 0,-1 0 1 0 0,1 0 0 0 0,0 0-1 0 0,-1 0 1 0 0,1 1 0 0 0,-1-1-1 0 0,1 0 1 0 0,-1 1 0 0 0,1-1-1 0 0,-1 1 1 0 0,1 0-1 0 0,-1-1 1 0 0,0 1 0 0 0,3 1-1 0 0</inkml:trace>
+</inkml:ink>
+</file>
+
 <file path=word/theme/theme1.xml><?xml version="1.0" encoding="utf-8"?>
 <a:theme xmlns:a="http://schemas.openxmlformats.org/drawingml/2006/main" name="Office Theme">
   <a:themeElements>
